--- a/Neet/day_64/Q3_tickRound.docx
+++ b/Neet/day_64/Q3_tickRound.docx
@@ -3,56 +3,24 @@
 <w:document xmlns:wpc="http://schemas.microsoft.com/office/word/2010/wordprocessingCanvas" xmlns:cx="http://schemas.microsoft.com/office/drawing/2014/chartex" xmlns:cx1="http://schemas.microsoft.com/office/drawing/2015/9/8/chartex" xmlns:cx2="http://schemas.microsoft.com/office/drawing/2015/10/21/chartex" xmlns:cx3="http://schemas.microsoft.com/office/drawing/2016/5/9/chartex" xmlns:cx4="http://schemas.microsoft.com/office/drawing/2016/5/10/chartex" xmlns:cx5="http://schemas.microsoft.com/office/drawing/2016/5/11/chartex" xmlns:cx6="http://schemas.microsoft.com/office/drawing/2016/5/12/chartex" xmlns:cx7="http://schemas.microsoft.com/office/drawing/2016/5/13/chartex" xmlns:cx8="http://schemas.microsoft.com/office/drawing/2016/5/14/chartex" xmlns:mc="http://schemas.openxmlformats.org/markup-compatibility/2006" xmlns:aink="http://schemas.microsoft.com/office/drawing/2016/ink" xmlns:am3d="http://schemas.microsoft.com/office/drawing/2017/model3d" xmlns:o="urn:schemas-microsoft-com:office:office" xmlns:oel="http://schemas.microsoft.com/office/2019/extlst" xmlns:r="http://schemas.openxmlformats.org/officeDocument/2006/relationships" xmlns:m="http://schemas.openxmlformats.org/officeDocument/2006/math" xmlns:v="urn:schemas-microsoft-com:vml" xmlns:wp14="http://schemas.microsoft.com/office/word/2010/wordprocessingDrawing" xmlns:wp="http://schemas.openxmlformats.org/drawingml/2006/wordprocessingDrawing" xmlns:w10="urn:schemas-microsoft-com:office:word" xmlns:w="http://schemas.openxmlformats.org/wordprocessingml/2006/main" xmlns:w14="http://schemas.microsoft.com/office/word/2010/wordml" xmlns:w15="http://schemas.microsoft.com/office/word/2012/wordml" xmlns:w16cex="http://schemas.microsoft.com/office/word/2018/wordml/cex" xmlns:w16cid="http://schemas.microsoft.com/office/word/2016/wordml/cid" xmlns:w16="http://schemas.microsoft.com/office/word/2018/wordml" xmlns:w16du="http://schemas.microsoft.com/office/word/2023/wordml/word16du" xmlns:w16sdtdh="http://schemas.microsoft.com/office/word/2020/wordml/sdtdatahash" xmlns:w16se="http://schemas.microsoft.com/office/word/2015/wordml/symex" xmlns:wpg="http://schemas.microsoft.com/office/word/2010/wordprocessingGroup" xmlns:wpi="http://schemas.microsoft.com/office/word/2010/wordprocessingInk" xmlns:wne="http://schemas.microsoft.com/office/word/2006/wordml" xmlns:wps="http://schemas.microsoft.com/office/word/2010/wordprocessingShape" mc:Ignorable="w14 w15 w16se w16cid w16 w16cex w16sdtdh w16du wp14">
   <w:body>
     <w:p>
-      <w:proofErr w:type="gramStart"/>
-      <w:r>
-        <w:t>std::</w:t>
-      </w:r>
-      <w:proofErr w:type="gramEnd"/>
-      <w:r>
-        <w:t xml:space="preserve">vector&lt;double&gt; </w:t>
-      </w:r>
-      <w:proofErr w:type="spellStart"/>
-      <w:r>
-        <w:t>tickRound</w:t>
-      </w:r>
-      <w:proofErr w:type="spellEnd"/>
-      <w:r>
-        <w:t xml:space="preserve">(const std::vector&lt;double&gt; &amp;prices, const </w:t>
-      </w:r>
-      <w:proofErr w:type="spellStart"/>
-      <w:r>
-        <w:t>VariableTickTable</w:t>
-      </w:r>
-      <w:proofErr w:type="spellEnd"/>
-      <w:r>
-        <w:t>&amp;</w:t>
-      </w:r>
-      <w:r>
-        <w:t xml:space="preserve"> </w:t>
-      </w:r>
-      <w:proofErr w:type="spellStart"/>
-      <w:r>
-        <w:t>tickTable</w:t>
-      </w:r>
-      <w:proofErr w:type="spellEnd"/>
-      <w:r>
-        <w:t>) {</w:t>
-      </w:r>
-    </w:p>
-    <w:p>
-      <w:r>
-        <w:t xml:space="preserve">   # Implement this</w:t>
-      </w:r>
-    </w:p>
-    <w:p>
-      <w:r>
-        <w:t xml:space="preserve">   return {</w:t>
-      </w:r>
-      <w:proofErr w:type="gramStart"/>
-      <w:r>
-        <w:t>};</w:t>
-      </w:r>
-      <w:proofErr w:type="gramEnd"/>
+      <w:r>
+        <w:t xml:space="preserve">std::vector&lt;double&gt; tickRound(const std::vector&lt;double&gt; &amp;prices, const </w:t>
+      </w:r>
+    </w:p>
+    <w:p>
+      <w:r>
+        <w:t>VariableTickTable&amp; tickTable) {</w:t>
+      </w:r>
+    </w:p>
+    <w:p>
+      <w:r>
+        <w:t># Implement this</w:t>
+      </w:r>
+    </w:p>
+    <w:p>
+      <w:r>
+        <w:t xml:space="preserve">   return {};</w:t>
+      </w:r>
     </w:p>
     <w:p>
       <w:r>
@@ -72,41 +40,17 @@
     </w:p>
     <w:p>
       <w:r>
-        <w:t xml:space="preserve">   double </w:t>
-      </w:r>
-      <w:proofErr w:type="spellStart"/>
-      <w:r>
-        <w:t>lowerBound</w:t>
-      </w:r>
-      <w:proofErr w:type="spellEnd"/>
-      <w:r>
-        <w:t>; // inclusive</w:t>
-      </w:r>
-    </w:p>
-    <w:p>
-      <w:r>
-        <w:t xml:space="preserve">   double </w:t>
-      </w:r>
-      <w:proofErr w:type="spellStart"/>
-      <w:r>
-        <w:t>upperBound</w:t>
-      </w:r>
-      <w:proofErr w:type="spellEnd"/>
-      <w:r>
-        <w:t xml:space="preserve"> // exclusive</w:t>
-      </w:r>
-    </w:p>
-    <w:p>
-      <w:r>
-        <w:t xml:space="preserve">   double </w:t>
-      </w:r>
-      <w:proofErr w:type="gramStart"/>
-      <w:r>
-        <w:t>width;</w:t>
-      </w:r>
-      <w:proofErr w:type="gramEnd"/>
-      <w:r>
-        <w:t xml:space="preserve"> </w:t>
+        <w:t xml:space="preserve">  double lowerBound; // inclusive</w:t>
+      </w:r>
+    </w:p>
+    <w:p>
+      <w:r>
+        <w:t xml:space="preserve">  double upperBound; // exclusive</w:t>
+      </w:r>
+    </w:p>
+    <w:p>
+      <w:r>
+        <w:t xml:space="preserve">  double width;</w:t>
       </w:r>
     </w:p>
     <w:p>
@@ -116,51 +60,17 @@
     </w:p>
     <w:p>
       <w:r>
-        <w:t xml:space="preserve">struct </w:t>
-      </w:r>
-      <w:proofErr w:type="spellStart"/>
-      <w:r>
-        <w:t>VariableTickTable</w:t>
-      </w:r>
-      <w:proofErr w:type="spellEnd"/>
-      <w:r>
-        <w:t xml:space="preserve"> final {</w:t>
-      </w:r>
-    </w:p>
-    <w:p>
-      <w:r>
-        <w:t xml:space="preserve">   double </w:t>
-      </w:r>
-      <w:proofErr w:type="spellStart"/>
-      <w:proofErr w:type="gramStart"/>
-      <w:r>
-        <w:t>cabinetPrice</w:t>
-      </w:r>
-      <w:proofErr w:type="spellEnd"/>
-      <w:r>
-        <w:t>;</w:t>
-      </w:r>
-      <w:proofErr w:type="gramEnd"/>
-    </w:p>
-    <w:p>
-      <w:r>
-        <w:t xml:space="preserve">   </w:t>
-      </w:r>
-      <w:proofErr w:type="gramStart"/>
-      <w:r>
-        <w:t>std::</w:t>
-      </w:r>
-      <w:proofErr w:type="gramEnd"/>
-      <w:r>
-        <w:t xml:space="preserve">vector&lt;Tick&gt; </w:t>
-      </w:r>
-      <w:proofErr w:type="spellStart"/>
-      <w:r>
-        <w:t>tickRanges</w:t>
-      </w:r>
-      <w:proofErr w:type="spellEnd"/>
-      <w:r>
-        <w:t xml:space="preserve">; </w:t>
+        <w:t>struct VariableTickTable final {</w:t>
+      </w:r>
+    </w:p>
+    <w:p>
+      <w:r>
+        <w:t xml:space="preserve">  double cabinetPrice;</w:t>
+      </w:r>
+    </w:p>
+    <w:p>
+      <w:r>
+        <w:t xml:space="preserve">  std::vector&lt;Tick&gt; tickRanges;</w:t>
       </w:r>
     </w:p>
     <w:p>
@@ -181,12 +91,12 @@
     </w:p>
     <w:p>
       <w:r>
-        <w:t>A price of $3.27 would be tick-round to $3.25 which is the nearest multiple of $0.05 above $3.00</w:t>
-      </w:r>
-    </w:p>
-    <w:p>
-      <w:r>
-        <w:t>A price of $15.80 would be tick-rounded to $16.00 which is the nearest multiple of $1.50 above $10.00</w:t>
+        <w:t>A price of $3.27 would be tick-round to $3.30 which is the nearest multiple of $0.05 above $3.00</w:t>
+      </w:r>
+    </w:p>
+    <w:p>
+      <w:r>
+        <w:t>A price of $15.80 would be tick-rounded to $16.00 which is the nearest multiple of $1.00 above $10.00</w:t>
       </w:r>
     </w:p>
     <w:p/>
@@ -213,33 +123,17 @@
     </w:p>
     <w:p>
       <w:r>
-        <w:t xml:space="preserve">2.0 3.0 </w:t>
-      </w:r>
-      <w:proofErr w:type="gramStart"/>
-      <w:r>
-        <w:t>0.01  #</w:t>
-      </w:r>
-      <w:proofErr w:type="gramEnd"/>
-      <w:r>
-        <w:t xml:space="preserve"> from $2.00 (inclusive) to $3.00 (exclusive), the tick width is $0.01</w:t>
-      </w:r>
-    </w:p>
-    <w:p>
-      <w:r>
-        <w:t xml:space="preserve">3.0 10.0 </w:t>
-      </w:r>
-      <w:proofErr w:type="gramStart"/>
-      <w:r>
-        <w:t>0.05  #</w:t>
-      </w:r>
-      <w:proofErr w:type="gramEnd"/>
-      <w:r>
-        <w:t xml:space="preserve"> from $3.00 (inclusive) to $10.00 (exclusive), the tick width is $0.05</w:t>
-      </w:r>
-    </w:p>
-    <w:p>
-      <w:r>
-        <w:t>10.0 inf 1.00 # from $10.00 (inclusive) and upward, the tick width is $1.00</w:t>
+        <w:t>2.0 3.0 0.01  # from $2.00 (inclusive) to $3.00 (exclusive), the tick width is $0.01</w:t>
+      </w:r>
+    </w:p>
+    <w:p>
+      <w:r>
+        <w:t>3.0 10.0 0.05  # from $3.00 (inclusive) to $10.00 (exclusive), the tick width is $0.05</w:t>
+      </w:r>
+    </w:p>
+    <w:p>
+      <w:r>
+        <w:t>10.0 inf 1.00  # from $10.00 (inclusive) and upward, the tick width is $1.00</w:t>
       </w:r>
     </w:p>
     <w:p>
@@ -249,12 +143,12 @@
     </w:p>
     <w:p>
       <w:r>
+        <w:t>2.25</w:t>
+      </w:r>
+    </w:p>
+    <w:p>
+      <w:r>
         <w:t>1.0</w:t>
-      </w:r>
-    </w:p>
-    <w:p>
-      <w:r>
-        <w:t>2.25</w:t>
       </w:r>
     </w:p>
     <w:p>
@@ -282,15 +176,7 @@
     </w:p>
     <w:p>
       <w:r>
-        <w:t>#include &lt;</w:t>
-      </w:r>
-      <w:proofErr w:type="spellStart"/>
-      <w:r>
-        <w:t>cmath</w:t>
-      </w:r>
-      <w:proofErr w:type="spellEnd"/>
-      <w:r>
-        <w:t>&gt;</w:t>
+        <w:t>#include &lt;cmath&gt;</w:t>
       </w:r>
     </w:p>
     <w:p>
@@ -300,91 +186,28 @@
     </w:p>
     <w:p/>
     <w:p>
-      <w:proofErr w:type="gramStart"/>
-      <w:r>
-        <w:t>std::</w:t>
-      </w:r>
-      <w:proofErr w:type="gramEnd"/>
-      <w:r>
-        <w:t xml:space="preserve">vector&lt;double&gt; </w:t>
-      </w:r>
-      <w:proofErr w:type="spellStart"/>
-      <w:r>
-        <w:t>tickRound</w:t>
-      </w:r>
-      <w:proofErr w:type="spellEnd"/>
-      <w:r>
-        <w:t xml:space="preserve">(const std::vector&lt;double&gt; &amp;prices, const </w:t>
-      </w:r>
-      <w:proofErr w:type="spellStart"/>
-      <w:r>
-        <w:t>VariableTickTable</w:t>
-      </w:r>
-      <w:proofErr w:type="spellEnd"/>
-      <w:r>
-        <w:t xml:space="preserve"> &amp;</w:t>
-      </w:r>
-      <w:proofErr w:type="spellStart"/>
-      <w:r>
-        <w:t>tickTable</w:t>
-      </w:r>
-      <w:proofErr w:type="spellEnd"/>
-      <w:r>
-        <w:t>) {</w:t>
+      <w:r>
+        <w:t>std::vector&lt;double&gt; tickRound(const std::vector&lt;double&gt; &amp;prices, const VariableTickTable &amp;tickTable) {</w:t>
+      </w:r>
+    </w:p>
+    <w:p>
+      <w:r>
+        <w:t xml:space="preserve">    std::vector&lt;double&gt; result;</w:t>
+      </w:r>
+    </w:p>
+    <w:p>
+      <w:r>
+        <w:t xml:space="preserve">    result.reserve(prices.size());</w:t>
       </w:r>
     </w:p>
     <w:p>
       <w:r>
         <w:t xml:space="preserve">    </w:t>
       </w:r>
-      <w:proofErr w:type="gramStart"/>
-      <w:r>
-        <w:t>std::</w:t>
-      </w:r>
-      <w:proofErr w:type="gramEnd"/>
-      <w:r>
-        <w:t>vector&lt;double&gt; result;</w:t>
-      </w:r>
-    </w:p>
-    <w:p>
-      <w:r>
-        <w:t xml:space="preserve">    </w:t>
-      </w:r>
-      <w:proofErr w:type="spellStart"/>
-      <w:proofErr w:type="gramStart"/>
-      <w:r>
-        <w:t>result.reserve</w:t>
-      </w:r>
-      <w:proofErr w:type="spellEnd"/>
-      <w:proofErr w:type="gramEnd"/>
-      <w:r>
-        <w:t>(</w:t>
-      </w:r>
-      <w:proofErr w:type="spellStart"/>
-      <w:r>
-        <w:t>prices.size</w:t>
-      </w:r>
-      <w:proofErr w:type="spellEnd"/>
-      <w:r>
-        <w:t>());</w:t>
-      </w:r>
-    </w:p>
-    <w:p>
-      <w:r>
-        <w:t xml:space="preserve">    </w:t>
-      </w:r>
-    </w:p>
-    <w:p>
-      <w:r>
-        <w:t xml:space="preserve">    for (double </w:t>
-      </w:r>
-      <w:proofErr w:type="gramStart"/>
-      <w:r>
-        <w:t>price :</w:t>
-      </w:r>
-      <w:proofErr w:type="gramEnd"/>
-      <w:r>
-        <w:t xml:space="preserve"> prices) {</w:t>
+    </w:p>
+    <w:p>
+      <w:r>
+        <w:t xml:space="preserve">    for (double price : prices) {</w:t>
       </w:r>
     </w:p>
     <w:p>
@@ -394,52 +217,18 @@
     </w:p>
     <w:p>
       <w:r>
-        <w:t xml:space="preserve">        if (price &lt; </w:t>
-      </w:r>
-      <w:proofErr w:type="spellStart"/>
-      <w:r>
-        <w:t>tickTable.cabinetPrice</w:t>
-      </w:r>
-      <w:proofErr w:type="spellEnd"/>
-      <w:r>
-        <w:t>) {</w:t>
-      </w:r>
-    </w:p>
-    <w:p>
-      <w:r>
-        <w:t xml:space="preserve">            </w:t>
-      </w:r>
-      <w:proofErr w:type="spellStart"/>
-      <w:proofErr w:type="gramStart"/>
-      <w:r>
-        <w:t>result.push</w:t>
-      </w:r>
-      <w:proofErr w:type="gramEnd"/>
-      <w:r>
-        <w:t>_back</w:t>
-      </w:r>
-      <w:proofErr w:type="spellEnd"/>
-      <w:r>
-        <w:t>(</w:t>
-      </w:r>
-      <w:proofErr w:type="spellStart"/>
-      <w:r>
-        <w:t>tickTable.cabinetPrice</w:t>
-      </w:r>
-      <w:proofErr w:type="spellEnd"/>
-      <w:r>
-        <w:t>);</w:t>
-      </w:r>
-    </w:p>
-    <w:p>
-      <w:r>
-        <w:t xml:space="preserve">            </w:t>
-      </w:r>
-      <w:proofErr w:type="gramStart"/>
-      <w:r>
-        <w:t>continue;</w:t>
-      </w:r>
-      <w:proofErr w:type="gramEnd"/>
+        <w:t xml:space="preserve">        if (price &lt; tickTable.cabinetPrice) {</w:t>
+      </w:r>
+    </w:p>
+    <w:p>
+      <w:r>
+        <w:t xml:space="preserve">            result.push_back(tickTable.cabinetPrice);</w:t>
+      </w:r>
+    </w:p>
+    <w:p>
+      <w:r>
+        <w:t xml:space="preserve">            continue;</w:t>
+      </w:r>
     </w:p>
     <w:p>
       <w:r>
@@ -458,98 +247,28 @@
     </w:p>
     <w:p>
       <w:r>
-        <w:t xml:space="preserve">        const Tick* </w:t>
-      </w:r>
-      <w:proofErr w:type="spellStart"/>
-      <w:r>
-        <w:t>tickRange</w:t>
-      </w:r>
-      <w:proofErr w:type="spellEnd"/>
-      <w:r>
-        <w:t xml:space="preserve"> = </w:t>
-      </w:r>
-      <w:proofErr w:type="spellStart"/>
-      <w:proofErr w:type="gramStart"/>
-      <w:r>
-        <w:t>nullptr</w:t>
-      </w:r>
-      <w:proofErr w:type="spellEnd"/>
-      <w:r>
-        <w:t>;</w:t>
-      </w:r>
-      <w:proofErr w:type="gramEnd"/>
-    </w:p>
-    <w:p>
-      <w:r>
-        <w:t xml:space="preserve">        for (const auto&amp; </w:t>
-      </w:r>
-      <w:proofErr w:type="gramStart"/>
-      <w:r>
-        <w:t>tick :</w:t>
-      </w:r>
-      <w:proofErr w:type="gramEnd"/>
-      <w:r>
-        <w:t xml:space="preserve"> </w:t>
-      </w:r>
-      <w:proofErr w:type="spellStart"/>
-      <w:r>
-        <w:t>tickTable.tickRanges</w:t>
-      </w:r>
-      <w:proofErr w:type="spellEnd"/>
-      <w:r>
-        <w:t>) {</w:t>
-      </w:r>
-    </w:p>
-    <w:p>
-      <w:r>
-        <w:t xml:space="preserve">            if (price &gt;= </w:t>
-      </w:r>
-      <w:proofErr w:type="spellStart"/>
-      <w:proofErr w:type="gramStart"/>
-      <w:r>
-        <w:t>tick.lowerBound</w:t>
-      </w:r>
-      <w:proofErr w:type="spellEnd"/>
-      <w:proofErr w:type="gramEnd"/>
-      <w:r>
-        <w:t xml:space="preserve"> &amp;&amp; price &lt; </w:t>
-      </w:r>
-      <w:proofErr w:type="spellStart"/>
-      <w:r>
-        <w:t>tick.upperBound</w:t>
-      </w:r>
-      <w:proofErr w:type="spellEnd"/>
-      <w:r>
-        <w:t>) {</w:t>
-      </w:r>
-    </w:p>
-    <w:p>
-      <w:r>
-        <w:t xml:space="preserve">                </w:t>
-      </w:r>
-      <w:proofErr w:type="spellStart"/>
-      <w:r>
-        <w:t>tickRange</w:t>
-      </w:r>
-      <w:proofErr w:type="spellEnd"/>
-      <w:r>
-        <w:t xml:space="preserve"> = &amp;</w:t>
-      </w:r>
-      <w:proofErr w:type="gramStart"/>
-      <w:r>
-        <w:t>tick;</w:t>
-      </w:r>
-      <w:proofErr w:type="gramEnd"/>
-    </w:p>
-    <w:p>
-      <w:r>
-        <w:t xml:space="preserve">                </w:t>
-      </w:r>
-      <w:proofErr w:type="gramStart"/>
-      <w:r>
-        <w:t>break;</w:t>
-      </w:r>
-      <w:proofErr w:type="gramEnd"/>
+        <w:t xml:space="preserve">        const Tick* tickRange = nullptr;</w:t>
+      </w:r>
+    </w:p>
+    <w:p>
+      <w:r>
+        <w:t xml:space="preserve">        for (const auto&amp; tick : tickTable.tickRanges) {</w:t>
+      </w:r>
+    </w:p>
+    <w:p>
+      <w:r>
+        <w:t xml:space="preserve">            if (price &gt;= tick.lowerBound &amp;&amp; price &lt; tick.upperBound) {</w:t>
+      </w:r>
+    </w:p>
+    <w:p>
+      <w:r>
+        <w:t xml:space="preserve">                tickRange = &amp;tick;</w:t>
+      </w:r>
+    </w:p>
+    <w:p>
+      <w:r>
+        <w:t xml:space="preserve">                break;</w:t>
+      </w:r>
     </w:p>
     <w:p>
       <w:r>
@@ -573,51 +292,12 @@
     </w:p>
     <w:p>
       <w:r>
-        <w:t xml:space="preserve">        if </w:t>
-      </w:r>
-      <w:proofErr w:type="gramStart"/>
-      <w:r>
-        <w:t>(!</w:t>
-      </w:r>
-      <w:proofErr w:type="spellStart"/>
-      <w:r>
-        <w:t>tickRange</w:t>
-      </w:r>
-      <w:proofErr w:type="spellEnd"/>
-      <w:proofErr w:type="gramEnd"/>
-      <w:r>
-        <w:t xml:space="preserve"> &amp;&amp; !</w:t>
-      </w:r>
-      <w:proofErr w:type="spellStart"/>
-      <w:r>
-        <w:t>tickTable.tickRanges.empty</w:t>
-      </w:r>
-      <w:proofErr w:type="spellEnd"/>
-      <w:r>
-        <w:t>()) {</w:t>
-      </w:r>
-    </w:p>
-    <w:p>
-      <w:r>
-        <w:t xml:space="preserve">            </w:t>
-      </w:r>
-      <w:proofErr w:type="spellStart"/>
-      <w:r>
-        <w:t>tickRange</w:t>
-      </w:r>
-      <w:proofErr w:type="spellEnd"/>
-      <w:r>
-        <w:t xml:space="preserve"> = &amp;</w:t>
-      </w:r>
-      <w:proofErr w:type="spellStart"/>
-      <w:proofErr w:type="gramStart"/>
-      <w:r>
-        <w:t>tickTable.tickRanges.back</w:t>
-      </w:r>
-      <w:proofErr w:type="spellEnd"/>
-      <w:proofErr w:type="gramEnd"/>
-      <w:r>
-        <w:t>();</w:t>
+        <w:t xml:space="preserve">        if (!tickRange &amp;&amp; !tickTable.tickRanges.empty()) {</w:t>
+      </w:r>
+    </w:p>
+    <w:p>
+      <w:r>
+        <w:t xml:space="preserve">            tickRange = &amp;tickTable.tickRanges.back();</w:t>
       </w:r>
     </w:p>
     <w:p>
@@ -632,49 +312,18 @@
     </w:p>
     <w:p>
       <w:r>
-        <w:t xml:space="preserve">        if </w:t>
-      </w:r>
-      <w:proofErr w:type="gramStart"/>
-      <w:r>
-        <w:t>(!</w:t>
-      </w:r>
-      <w:proofErr w:type="spellStart"/>
-      <w:r>
-        <w:t>tickRange</w:t>
-      </w:r>
-      <w:proofErr w:type="spellEnd"/>
-      <w:proofErr w:type="gramEnd"/>
-      <w:r>
-        <w:t>) {</w:t>
-      </w:r>
-    </w:p>
-    <w:p>
-      <w:r>
-        <w:t xml:space="preserve">            </w:t>
-      </w:r>
-      <w:proofErr w:type="spellStart"/>
-      <w:proofErr w:type="gramStart"/>
-      <w:r>
-        <w:t>result.push</w:t>
-      </w:r>
-      <w:proofErr w:type="gramEnd"/>
-      <w:r>
-        <w:t>_back</w:t>
-      </w:r>
-      <w:proofErr w:type="spellEnd"/>
-      <w:r>
-        <w:t>(price);</w:t>
-      </w:r>
-    </w:p>
-    <w:p>
-      <w:r>
-        <w:t xml:space="preserve">            </w:t>
-      </w:r>
-      <w:proofErr w:type="gramStart"/>
-      <w:r>
-        <w:t>continue;</w:t>
-      </w:r>
-      <w:proofErr w:type="gramEnd"/>
+        <w:t xml:space="preserve">        if (!tickRange) {</w:t>
+      </w:r>
+    </w:p>
+    <w:p>
+      <w:r>
+        <w:t xml:space="preserve">            result.push_back(price);</w:t>
+      </w:r>
+    </w:p>
+    <w:p>
+      <w:r>
+        <w:t xml:space="preserve">            continue;</w:t>
+      </w:r>
     </w:p>
     <w:p>
       <w:r>
@@ -693,26 +342,8 @@
     </w:p>
     <w:p>
       <w:r>
-        <w:t xml:space="preserve">        double offset = price - </w:t>
-      </w:r>
-      <w:proofErr w:type="spellStart"/>
-      <w:r>
-        <w:t>tickRange</w:t>
-      </w:r>
-      <w:proofErr w:type="spellEnd"/>
-      <w:r>
-        <w:t>-&gt;</w:t>
-      </w:r>
-      <w:proofErr w:type="spellStart"/>
-      <w:proofErr w:type="gramStart"/>
-      <w:r>
-        <w:t>lowerBound</w:t>
-      </w:r>
-      <w:proofErr w:type="spellEnd"/>
-      <w:r>
-        <w:t>;</w:t>
-      </w:r>
-      <w:proofErr w:type="gramEnd"/>
+        <w:t xml:space="preserve">        double offset = price - tickRange-&gt;lowerBound;</w:t>
+      </w:r>
     </w:p>
     <w:p>
       <w:r>
@@ -726,29 +357,8 @@
     </w:p>
     <w:p>
       <w:r>
-        <w:t xml:space="preserve">        double </w:t>
-      </w:r>
-      <w:proofErr w:type="spellStart"/>
-      <w:r>
-        <w:t>numTicks</w:t>
-      </w:r>
-      <w:proofErr w:type="spellEnd"/>
-      <w:r>
-        <w:t xml:space="preserve"> = offset / </w:t>
-      </w:r>
-      <w:proofErr w:type="spellStart"/>
-      <w:r>
-        <w:t>tickRange</w:t>
-      </w:r>
-      <w:proofErr w:type="spellEnd"/>
-      <w:r>
-        <w:t>-&gt;</w:t>
-      </w:r>
-      <w:proofErr w:type="gramStart"/>
-      <w:r>
-        <w:t>width;</w:t>
-      </w:r>
-      <w:proofErr w:type="gramEnd"/>
+        <w:t xml:space="preserve">        double numTicks = offset / tickRange-&gt;width;</w:t>
+      </w:r>
     </w:p>
     <w:p>
       <w:r>
@@ -762,31 +372,7 @@
     </w:p>
     <w:p>
       <w:r>
-        <w:t xml:space="preserve">        double </w:t>
-      </w:r>
-      <w:proofErr w:type="spellStart"/>
-      <w:r>
-        <w:t>roundedNumTicks</w:t>
-      </w:r>
-      <w:proofErr w:type="spellEnd"/>
-      <w:r>
-        <w:t xml:space="preserve"> = </w:t>
-      </w:r>
-      <w:proofErr w:type="gramStart"/>
-      <w:r>
-        <w:t>std::</w:t>
-      </w:r>
-      <w:proofErr w:type="gramEnd"/>
-      <w:r>
-        <w:t>round(</w:t>
-      </w:r>
-      <w:proofErr w:type="spellStart"/>
-      <w:r>
-        <w:t>numTicks</w:t>
-      </w:r>
-      <w:proofErr w:type="spellEnd"/>
-      <w:r>
-        <w:t>);</w:t>
+        <w:t xml:space="preserve">        double roundedNumTicks = std::round(numTicks);</w:t>
       </w:r>
     </w:p>
     <w:p>
@@ -802,53 +388,8 @@
     </w:p>
     <w:p>
       <w:r>
-        <w:t xml:space="preserve">        double </w:t>
-      </w:r>
-      <w:proofErr w:type="spellStart"/>
-      <w:r>
-        <w:t>roundedPrice</w:t>
-      </w:r>
-      <w:proofErr w:type="spellEnd"/>
-      <w:r>
-        <w:t xml:space="preserve"> = </w:t>
-      </w:r>
-      <w:proofErr w:type="spellStart"/>
-      <w:r>
-        <w:t>tickRange</w:t>
-      </w:r>
-      <w:proofErr w:type="spellEnd"/>
-      <w:r>
-        <w:t>-&gt;</w:t>
-      </w:r>
-      <w:proofErr w:type="spellStart"/>
-      <w:r>
-        <w:t>lowerBound</w:t>
-      </w:r>
-      <w:proofErr w:type="spellEnd"/>
-      <w:r>
-        <w:t xml:space="preserve"> + </w:t>
-      </w:r>
-      <w:proofErr w:type="spellStart"/>
-      <w:r>
-        <w:t>roundedNumTicks</w:t>
-      </w:r>
-      <w:proofErr w:type="spellEnd"/>
-      <w:r>
-        <w:t xml:space="preserve"> * </w:t>
-      </w:r>
-      <w:proofErr w:type="spellStart"/>
-      <w:r>
-        <w:t>tickRange</w:t>
-      </w:r>
-      <w:proofErr w:type="spellEnd"/>
-      <w:r>
-        <w:t>-&gt;</w:t>
-      </w:r>
-      <w:proofErr w:type="gramStart"/>
-      <w:r>
-        <w:t>width;</w:t>
-      </w:r>
-      <w:proofErr w:type="gramEnd"/>
+        <w:t xml:space="preserve">        double roundedPrice = tickRange-&gt;lowerBound + roundedNumTicks * tickRange-&gt;width;</w:t>
+      </w:r>
     </w:p>
     <w:p>
       <w:r>
@@ -857,28 +398,7 @@
     </w:p>
     <w:p>
       <w:r>
-        <w:t xml:space="preserve">        </w:t>
-      </w:r>
-      <w:proofErr w:type="spellStart"/>
-      <w:proofErr w:type="gramStart"/>
-      <w:r>
-        <w:t>result.push</w:t>
-      </w:r>
-      <w:proofErr w:type="gramEnd"/>
-      <w:r>
-        <w:t>_back</w:t>
-      </w:r>
-      <w:proofErr w:type="spellEnd"/>
-      <w:r>
-        <w:t>(</w:t>
-      </w:r>
-      <w:proofErr w:type="spellStart"/>
-      <w:r>
-        <w:t>roundedPrice</w:t>
-      </w:r>
-      <w:proofErr w:type="spellEnd"/>
-      <w:r>
-        <w:t>);</w:t>
+        <w:t xml:space="preserve">        result.push_back(roundedPrice);</w:t>
       </w:r>
     </w:p>
     <w:p>
@@ -893,13 +413,8 @@
     </w:p>
     <w:p>
       <w:r>
-        <w:t xml:space="preserve">    return </w:t>
-      </w:r>
-      <w:proofErr w:type="gramStart"/>
-      <w:r>
-        <w:t>result;</w:t>
-      </w:r>
-      <w:proofErr w:type="gramEnd"/>
+        <w:t xml:space="preserve">    return result;</w:t>
+      </w:r>
     </w:p>
     <w:p>
       <w:r>
@@ -941,279 +456,6 @@
     <w:p/>
     <w:p/>
     <w:p/>
-    <w:p>
-      <w:proofErr w:type="gramStart"/>
-      <w:r>
-        <w:lastRenderedPageBreak/>
-        <w:t>std::</w:t>
-      </w:r>
-      <w:proofErr w:type="gramEnd"/>
-      <w:r>
-        <w:t xml:space="preserve">vector&lt;double&gt; </w:t>
-      </w:r>
-      <w:proofErr w:type="spellStart"/>
-      <w:r>
-        <w:t>tickRound</w:t>
-      </w:r>
-      <w:proofErr w:type="spellEnd"/>
-      <w:r>
-        <w:t xml:space="preserve">(const std::vector&lt;double&gt; &amp;prices, const </w:t>
-      </w:r>
-    </w:p>
-    <w:p>
-      <w:proofErr w:type="spellStart"/>
-      <w:r>
-        <w:t>VariableTickTable</w:t>
-      </w:r>
-      <w:proofErr w:type="spellEnd"/>
-      <w:r>
-        <w:t xml:space="preserve">&amp; </w:t>
-      </w:r>
-      <w:proofErr w:type="spellStart"/>
-      <w:r>
-        <w:t>tickTable</w:t>
-      </w:r>
-      <w:proofErr w:type="spellEnd"/>
-      <w:r>
-        <w:t>) {</w:t>
-      </w:r>
-    </w:p>
-    <w:p>
-      <w:r>
-        <w:t># Implement this</w:t>
-      </w:r>
-    </w:p>
-    <w:p>
-      <w:r>
-        <w:t xml:space="preserve">   </w:t>
-      </w:r>
-      <w:r>
-        <w:t>return {</w:t>
-      </w:r>
-      <w:proofErr w:type="gramStart"/>
-      <w:r>
-        <w:t>};</w:t>
-      </w:r>
-      <w:proofErr w:type="gramEnd"/>
-    </w:p>
-    <w:p>
-      <w:r>
-        <w:t>}</w:t>
-      </w:r>
-    </w:p>
-    <w:p/>
-    <w:p>
-      <w:r>
-        <w:t>Given:</w:t>
-      </w:r>
-    </w:p>
-    <w:p>
-      <w:r>
-        <w:t>struct Tick final {</w:t>
-      </w:r>
-    </w:p>
-    <w:p>
-      <w:r>
-        <w:t xml:space="preserve">  double </w:t>
-      </w:r>
-      <w:proofErr w:type="spellStart"/>
-      <w:r>
-        <w:t>lowerBound</w:t>
-      </w:r>
-      <w:proofErr w:type="spellEnd"/>
-      <w:r>
-        <w:t>; // inclusive</w:t>
-      </w:r>
-    </w:p>
-    <w:p>
-      <w:r>
-        <w:t xml:space="preserve">  double </w:t>
-      </w:r>
-      <w:proofErr w:type="spellStart"/>
-      <w:r>
-        <w:t>upperBound</w:t>
-      </w:r>
-      <w:proofErr w:type="spellEnd"/>
-      <w:r>
-        <w:t>; // exclusive</w:t>
-      </w:r>
-    </w:p>
-    <w:p>
-      <w:r>
-        <w:t xml:space="preserve">  double </w:t>
-      </w:r>
-      <w:proofErr w:type="gramStart"/>
-      <w:r>
-        <w:t>width;</w:t>
-      </w:r>
-      <w:proofErr w:type="gramEnd"/>
-    </w:p>
-    <w:p>
-      <w:r>
-        <w:t>}</w:t>
-      </w:r>
-    </w:p>
-    <w:p>
-      <w:r>
-        <w:t xml:space="preserve">struct </w:t>
-      </w:r>
-      <w:proofErr w:type="spellStart"/>
-      <w:r>
-        <w:t>VariableTickTable</w:t>
-      </w:r>
-      <w:proofErr w:type="spellEnd"/>
-      <w:r>
-        <w:t xml:space="preserve"> final {</w:t>
-      </w:r>
-    </w:p>
-    <w:p>
-      <w:r>
-        <w:t xml:space="preserve">  double </w:t>
-      </w:r>
-      <w:proofErr w:type="spellStart"/>
-      <w:proofErr w:type="gramStart"/>
-      <w:r>
-        <w:t>cabinetPrice</w:t>
-      </w:r>
-      <w:proofErr w:type="spellEnd"/>
-      <w:r>
-        <w:t>;</w:t>
-      </w:r>
-      <w:proofErr w:type="gramEnd"/>
-    </w:p>
-    <w:p>
-      <w:r>
-        <w:t xml:space="preserve">  </w:t>
-      </w:r>
-      <w:proofErr w:type="gramStart"/>
-      <w:r>
-        <w:t>std::</w:t>
-      </w:r>
-      <w:proofErr w:type="gramEnd"/>
-      <w:r>
-        <w:t xml:space="preserve">vector&lt;Tick&gt; </w:t>
-      </w:r>
-      <w:proofErr w:type="spellStart"/>
-      <w:r>
-        <w:t>tickRanges</w:t>
-      </w:r>
-      <w:proofErr w:type="spellEnd"/>
-      <w:r>
-        <w:t>;</w:t>
-      </w:r>
-    </w:p>
-    <w:p>
-      <w:r>
-        <w:t>}</w:t>
-      </w:r>
-    </w:p>
-    <w:p/>
-    <w:p>
-      <w:r>
-        <w:t>A price of $1 would be tick-rounded to $2.00 which is the cabinet price.</w:t>
-      </w:r>
-    </w:p>
-    <w:p>
-      <w:r>
-        <w:t>A price of $2.25 would not have to be tick-round at all, because it is already on a tick.</w:t>
-      </w:r>
-    </w:p>
-    <w:p>
-      <w:r>
-        <w:t>A price of $3.27 would be tick-round to $3.30 which is the nearest multiple of $0.05 above $3.00</w:t>
-      </w:r>
-    </w:p>
-    <w:p>
-      <w:r>
-        <w:t>A price of $15.80 would be tick-rounded to $16.00 which is the nearest multiple of $1.00 above $10.00</w:t>
-      </w:r>
-    </w:p>
-    <w:p/>
-    <w:p>
-      <w:r>
-        <w:t>Valid ticks are calculated from the lower bound of the tick range, not from $0.00!</w:t>
-      </w:r>
-    </w:p>
-    <w:p/>
-    <w:p>
-      <w:r>
-        <w:t>STDIN:</w:t>
-      </w:r>
-    </w:p>
-    <w:p>
-      <w:r>
-        <w:t>2.0 # cabinet price</w:t>
-      </w:r>
-    </w:p>
-    <w:p>
-      <w:r>
-        <w:t>3 # 3 tick ranges</w:t>
-      </w:r>
-    </w:p>
-    <w:p>
-      <w:r>
-        <w:t xml:space="preserve">2.0 3.0 </w:t>
-      </w:r>
-      <w:proofErr w:type="gramStart"/>
-      <w:r>
-        <w:t>0.01  #</w:t>
-      </w:r>
-      <w:proofErr w:type="gramEnd"/>
-      <w:r>
-        <w:t xml:space="preserve"> from $2.00 (inclusive) to $3.00 (exclusive), the tick width is $0.01</w:t>
-      </w:r>
-    </w:p>
-    <w:p>
-      <w:r>
-        <w:t xml:space="preserve">3.0 10.0 </w:t>
-      </w:r>
-      <w:proofErr w:type="gramStart"/>
-      <w:r>
-        <w:t>0.05  #</w:t>
-      </w:r>
-      <w:proofErr w:type="gramEnd"/>
-      <w:r>
-        <w:t xml:space="preserve"> from $3.00 (inclusive) to $10.00 (exclusive), the tick width is $0.05</w:t>
-      </w:r>
-    </w:p>
-    <w:p>
-      <w:r>
-        <w:t xml:space="preserve">10.0 inf </w:t>
-      </w:r>
-      <w:proofErr w:type="gramStart"/>
-      <w:r>
-        <w:t>1.00  #</w:t>
-      </w:r>
-      <w:proofErr w:type="gramEnd"/>
-      <w:r>
-        <w:t xml:space="preserve"> from $10.00 (inclusive) and upward, the tick width is $1.00</w:t>
-      </w:r>
-    </w:p>
-    <w:p>
-      <w:r>
-        <w:t>4 # there are 4 test prices</w:t>
-      </w:r>
-    </w:p>
-    <w:p>
-      <w:r>
-        <w:t>2.25</w:t>
-      </w:r>
-    </w:p>
-    <w:p>
-      <w:r>
-        <w:t>1.0</w:t>
-      </w:r>
-    </w:p>
-    <w:p>
-      <w:r>
-        <w:t>3.27</w:t>
-      </w:r>
-    </w:p>
-    <w:p>
-      <w:r>
-        <w:t>15.8</w:t>
-      </w:r>
-    </w:p>
     <w:sectPr>
       <w:pgSz w:w="12240" w:h="15840"/>
       <w:pgMar w:top="1440" w:right="1440" w:bottom="1440" w:left="1440" w:header="720" w:footer="720" w:gutter="0"/>
